--- a/example_articles/states/Iowa/6.states_Iowa_Other_publisher.docx
+++ b/example_articles/states/Iowa/6.states_Iowa_Other_publisher.docx
@@ -29,17 +29,17 @@
     </w:p>
     <w:p>
       <w:r>
-        <w:t>Source File: Other publishers/Files (500) (30).DOCX</w:t>
+        <w:t>Source file: Other publishers/Files (500) (30).DOCX</w:t>
       </w:r>
     </w:p>
     <w:p>
       <w:r>
-        <w:t>Raw locations result: ['Iowa']</w:t>
+        <w:t>Raw locations result, 'locations': ['Iowa']</w:t>
       </w:r>
     </w:p>
     <w:p>
       <w:r>
-        <w:t>states_stand_flat (Standardized): Iowa</w:t>
+        <w:t>Standardized locations result, 'states_stand_flat': Iowa</w:t>
       </w:r>
     </w:p>
     <w:p>

--- a/example_articles/states/Iowa/6.states_Iowa_Other_publisher.docx
+++ b/example_articles/states/Iowa/6.states_Iowa_Other_publisher.docx
@@ -7,9 +7,7 @@
         <w:pStyle w:val="Heading1"/>
       </w:pPr>
       <w:r>
-        <w:t>CROSS-COUNTRY TRAIL OF BLOOD;</w:t>
-        <w:br/>
-        <w:t xml:space="preserve"> MALVO AND MUHAMMAD CHARGED OR SUSPECTED IN NINE SHOOTINGS BEFORE D.C.-AREA SNIPER SPREE</w:t>
+        <w:t>BEFORE IOWA DEMOCRATS CAUCUS, THE SPIN BEGINS BRADLEY AND GORE BACKERS TRY TO LOWER THE BAR FOR THEIR MAN AND RAISE IT FOR HIS FOE.</w:t>
       </w:r>
     </w:p>
     <w:p>
@@ -19,17 +17,17 @@
     </w:p>
     <w:p>
       <w:r>
-        <w:t>Date: 2002-12-22</w:t>
+        <w:t>Date: 2000-01-19</w:t>
       </w:r>
     </w:p>
     <w:p>
       <w:r>
-        <w:t>Section: NATIONAL,</w:t>
+        <w:t>Section: NATIONAL; Pg. A01</w:t>
       </w:r>
     </w:p>
     <w:p>
       <w:r>
-        <w:t>Source file: Other publishers/Files (500) (30).DOCX</w:t>
+        <w:t>Source file: Other publishers/Files (500) (29).DOCX</w:t>
       </w:r>
     </w:p>
     <w:p>
@@ -51,101 +49,63 @@
     </w:p>
     <w:p>
       <w:r>
-        <w:t>She is 21, a sweet-tempered single mom on the mend from a broken relationship. She manages a women's clothing store and takes business courses and dreams of owning a restaurant.</w:t>
+        <w:t>James Carville, looking lean and mean in his skin-tight denims, prowled the union hall like a restless panther, grabbing elbows and slapping five with the working folk, beseeching every last one of them to get off their duffs on Monday night and give Al Gore the same loyalty that he has given them.</w:t>
         <w:br/>
-        <w:t xml:space="preserve"> And these are the final seconds of her life.</w:t>
+        <w:t>It was not a surprise to find Bill Clinton's most stalwart defender out here amid the frozen fertile fields of central Iowa, not with the clock ticking down to the first actual vote of the 2000 presidential campaign. Indeed, Carville's willingness to traverse this state as a Gore celebrity cheerleader is a testament to the serious political stakes in the Democratic caucuses. And if Carville's sharp tongue can help crank up the turnout - these caucuses are all about turnout - then fine, turn him loose on the linoleum floors of United Auto Workers Local 893.</w:t>
         <w:br/>
-        <w:t xml:space="preserve"> It is a winter evening in Tacoma, Wash. As police and her family will later reconstruct it, Keenya Cook undresses her baby daughter for a bath while food simmers on the kitchen stove.</w:t>
+        <w:t>"Here's what I'm telling them all," he said with a grin in a later conversation. "I'm telling them: 'A lot of the pundits out there don't think you'll work hard for Al Gore. But I'm right that you will, just like I was right about Newt Gingrich and Ken Starr.' See, it's important to gin them up for the caucuses, because right now in New Hampshire [which votes on Feb. 1], there are a lot of people on the fence about Al Gore and Bill Bradley. And a win for us in Iowa can be a real validation thing."</w:t>
         <w:br/>
-        <w:t>Rain streaks the windows of the two-story house. Cook has recently split with the child's father and moved in with an aunt and teenage cousin, who are not home at the moment. But they'll be right back. It's a dreary Saturday in February, about 7 p.m., and the family plans a cozy night on the couch in their home in the working-class neighborhood of Roosevelt Heights.</w:t>
+        <w:t>But that triggers the big questions that loom over the year's first official contest: Who gets to claim "validation," and on what terms? What showings will be taken as signs of strength or weakness?</w:t>
         <w:br/>
-        <w:t xml:space="preserve"> Now Cook hears someone at the door.</w:t>
+        <w:t>Basically, the last week of the Iowa Democratic campaign has devolved into a game of perception fueled by lots of preemptive spin. It suggests that each side is nervous about how the results in Iowa will be interpreted by the media and the voters in future Democratic primaries.</w:t>
         <w:br/>
-        <w:t xml:space="preserve"> She leaves 6-month-old Angeleah on a bed and walks downstairs. The front porch light is on, and if she peeks through a narrow pane of glass, she can see who's out there.</w:t>
+        <w:t>What constitutes a "win" for Gore, in a state where the sitting vice president enjoys huge institutional advantages such as the backing of party regulars and organized labor? Shouldn't Gore be expected to win big, given that Bradley has to cede the traditional activists, and lure new voters to the caucuses?</w:t>
         <w:br/>
-        <w:t xml:space="preserve"> She is a quiet young woman with soft brown eyes. Later, her loved ones will wear T-shirts bearing her picture and a plaintive query: "Who did it?"</w:t>
+        <w:t>Yes, says the Bradley camp, which is eager to inflate the expectations for Gore in the hope that he will fail to meet them. But Bradley's people are busy trying to lower their own bar. Several months ago, Bradley decided to push hard in Iowa, to spend heavily on TV ads, and perhaps stun Gore with an upset victory. With the latest polls giving Gore a big edge, those dreams appear to have faded, and now Bradley's team insists that Iowa would be a triumph if he exceeds 31 percent, the share that Sen. Edward M. Kennedy received in 1980 during his insurgent challenge to President Jimmy Carter.</w:t>
         <w:br/>
-        <w:t xml:space="preserve"> Now she opens the door to the chill air, and to the muzzle of the .45-caliber pistol.</w:t>
+        <w:t>"All we've needed to do here is go toe to toe with Gore, and that's what we've done," said Dan Lucas, the Bradley campaign manager in Iowa, and a prime exponent of the lowered-bar theory. "When we first opened this office last spring, nobody gave us a plug nickel. We had to play hard in Iowa to establish political viability and credibility, and that's what we've done. If you can get out of here alive, it proves that you've got enough of a message to go up against the machine."</w:t>
         <w:br/>
-        <w:t xml:space="preserve"> A pair of wanderers</w:t>
+        <w:t>But the Gore people consider this spin to be ludicrous. As Michael Whouley, the grassroots organizer, said yesterday: "Bradley has invested a lot of time and money here, and he is not winning. And back in 1980, nobody considered Kennedy's 31 percent to be a victory. Look, here's the deal: If the Bradley people get their win in New Hampshire, we'll call it a win for them. But if we win in Iowa, by just finishing first, we'll call it a win for us."</w:t>
         <w:br/>
-        <w:t xml:space="preserve"> Nine months later, Tacoma police have publicly identified who they suspect was on the other side of that door: John Allen Muhammad, 41, and John Lee Malvo, who was two days shy of 17. America did not know them Feb. 16. Not until they were accused of the October sniper attacks in and around the nation's capital would they seize the world's attention.</w:t>
+        <w:t>And winning here requires a potent ground game. Voters here don't pull a lever in private. At the Iowa caucuses, they must declare for a candidate in front of their neighbors, then talk politics for an hour or two. That process does not appeal to the vast majority of Iowans. And it is likely to draw no more than 100,000 of the roughly 560,000 registered Democrats in the state, if the weather is good. The turnout tends to be hard-core party regulars, political activists, and union members.</w:t>
         <w:br/>
-        <w:t xml:space="preserve"> But there was a long prelude to that October violence, investigators allege, a less noticed yet no less savage string of mayhem. Since their arrests in the sniper attacks, Muhammad and Malvo have been charged or suspected in nine earlier shootings, five of them fatal, in six states from February through September.</w:t>
+        <w:t>Gore is doing well with that traditional caucus crowd. Nor does it hurt to have Iowa's pro-labor senator, Democrat Tom Harkin, singing his praises in TV and radio ads, not to mention the grassroots prowess of the Iowa Federation of Labor. Working out of a squat yellow building in a working-class neighborhood of Des Moines, organizers are providing the first test of electoral strength for the national AFL-CIO, which endorsed Gore over Bradley in October.</w:t>
         <w:br/>
-        <w:t xml:space="preserve"> They were a pair of wanderers -- Muhammad a native Louisianan barred from seeing his children, Malvo a Jamaican illegal immigrant adrift from his parents -- a misfit and his impressionable surrogate son, guided in their travels by a logic all their own.</w:t>
+        <w:t>"That's why the caucuses are an insider's game," said Lucas, the Bradley campaign manager and a former labor official at the Service Employees International Union. "We'll pick off some labor voters who are disaffected with the administration or disaffected with politics in general, but that labor endorsement is worth 15,000 caucus votes for Gore. And that's a big deal when you've only got 100,000 people showing up. That's enough to flip the results."</w:t>
         <w:br/>
-        <w:t xml:space="preserve"> From winter to autumn, from Tacoma to the Gulf Coast, in the Arizona desert and the gritty river towns of southern New Jersey, they roamed by bus and later in a dilapidated, 12-year-old Chevrolet Caprice. Although they allegedly robbed and killed along the way, no one in authority managed to stop them.</w:t>
+        <w:t>But Mark Smith, the Iowa Federation of Labor president, could not resist trying to lower the bar a bit for Gore. He was chain-smoking the other day, and shaking his head. "We're making a lot of calls to members," he said. "Most say they're for Gore. Then our next question is: 'Are you going to the caucuses?' And they say: 'Ehhh, yeah, I think so.' It's a problem getting them to give up two hours of their time. Of all the Gore people we ID, there's a 75 percent falloff in terms of who's really going to go."</w:t>
         <w:br/>
-        <w:t xml:space="preserve"> When they paused here and there, often dirty and nearly penniless, it was the glib Muhammad who usually did the talking, spinning phony stories, insinuating himself and his companion briefly into other people's lives before moving on. Some people welcomed the inseparable pair; others found them unsettling and were happy to see them go. Some were frightened by them -- but most were not.</w:t>
+        <w:t>Lucas, however, assumes that Bradley cannot score respectably unless he broadens the pool and brings new participants to the caucuses: Generation Xers, college-educated independents, disaffected Democrats, people who are turned off to politics but who might be motivated by Bradley's "big ideas" message. The Bradley camp is phoning heavily in the burgeoning white-collar suburbs of Des Moines, peppering targeted households with a message of idealism: "Help Bill Bradley take the first step toward a better America."</w:t>
         <w:br/>
-        <w:t xml:space="preserve"> Usually they said they were father and son, and even one of Muhammad's cousins, Edward Holiday, thought it was true. "He played the role of son so good," Holiday said of Malvo. "When you can fool me, and I'm blood, you're good."</w:t>
+        <w:t>There's no love lost between the camps. Gore's people have been painting Bradley as an ivory-tower inhabitant lately, and when Gore's press secretary, Chris Lehane, was asked where Bradley's new voters would come from, he quipped: "He's got his sociology department working on it right now."</w:t>
         <w:br/>
-        <w:t xml:space="preserve"> Whom they pretended to be appeared to hinge largely on whom they were with and what stories they thought people would lend an interested or sympathetic ear to.</w:t>
+        <w:t>Bradley's press secretary, Eric Hauser, said: "The people we need to pull to the caucuses have to be willing to want something new in politics. We still need to move them from interest to commitment."</w:t>
         <w:br/>
-        <w:t xml:space="preserve"> For a group of college students who gave them a place to stay in Bellingham, Wash., Muhammad played the part of a carefree dad from Jamaica taking his college-bound son on a tour of the United States. To a Louisiana woman organizing a reunion of their 1978 high school senior class, Muhammad said he was a prosperous exporter with a home and loving family in the Virgin Islands.</w:t>
+        <w:t>Some analysts think that Hauser is lowballing to set up a turnout surprise. And he might need one, given what the other side is up to.</w:t>
         <w:br/>
-        <w:t xml:space="preserve"> For the New Jersey auto dealer who sold him the Chevy, Muhammad assumed the role of a typical father buying an inexpensive car for his teenager -- until he changed his story and said he planned to use the Caprice as a taxi.</w:t>
+        <w:t>Union households have gotten several mailings from the national AFL-CIO, with another still to come, and a separate piece from Smith's office.</w:t>
         <w:br/>
-        <w:t xml:space="preserve"> During that same September week in New Jersey, Muhammad also looked at two used Hondas, one a hatchback and the other a coupe with a small trunk, before settling on the Chevy. The dealer said Muhammad was less interested in the battered Caprice's mechanical condition than he was in the spaciousness of its trunk -- which authorities allege was turned into a shooting platform for the sniper attacks.</w:t>
+        <w:t>The undecideds are getting calls from labor phone banks. The pro-Gore members will be phoned on Sunday by labor "precinct captains," and again by the phone banks. The pitch for Gore: "He's been with us. Now it's time to be with him."</w:t>
         <w:br/>
-        <w:t xml:space="preserve"> In the Baton Rouge, La., home of a cousin, a campus police officer, Muhammad said that he was a covert Army operative tracking a quarter-ton of stolen explosives and that Malvo was a crack member of his undercover team. In a Bellingham supermarket, Malvo gobbled bite-size quesadilla pieces and told the woman at the sample table, who was from Alabama, that he and his dad were from there, too. In a Baton Rouge natural foods store, Muhammad distracted a clerk, holding forth on his career as a traveling health consultant from Canada. Meanwhile, Malvo roamed the aisles, wearing a baggy, knee-length coat on a steamy summer afternoon.</w:t>
+        <w:t>There is no way to deny that tensions are high; at Gore's state headquarters not long ago, the nerve-racked caucus manager was rushed to the hospital because he was spitting up blood.</w:t>
         <w:br/>
-        <w:t xml:space="preserve"> The lies apparently came on a whim. Muhammad told one cousin in Baton Rouge that he and Malvo had arrived by bus, another that they had flown in. Sometimes he went by John Williams, his birth name, and sometimes by John Muhammad, the name he legally took last year, long after converting to Islam.</w:t>
+        <w:t>In addition, "a gal who had the flu threw up on the floor, but she refused any treatment because she still had 100 calls to make," Carville said. "Frankly, I think they should lighten up. Campaigns should also be fun, y'know?"</w:t>
         <w:br/>
-        <w:t xml:space="preserve"> When he and Malvo visited Tucson, Ariz., in March, bus manifests listed them as John Muhammad and Lee Muhammad on the trip in -- then John Williams and John Williams Jr. on the way out.</w:t>
+        <w:t>He waved goodbye to Bob Shubert, a UAW member. The Gore people had just handed Shubert a sheaf of papers, and he eyed it as he walked. It was a list of 150 names from a blue-collar ward in Marshalltown, and Shubert planned to call them all.</w:t>
         <w:br/>
-        <w:t xml:space="preserve"> The trail of victims in those earlier cases: Keenya Cook in Tacoma; Jerry Ray Taylor in Tucson; Paul LaRuffa, Rupinder Oberoi and Muhammad Rashid in Maryland; Million A. Woldemariam in Atlanta; Claudine Parker and Kellie Adams in Alabama; and Hong Im Ballenger in Baton Rouge. The dead: Cook, Taylor, Woldemariam, Parker, Ballenger.</w:t>
         <w:br/>
-        <w:t xml:space="preserve"> Since being arrested Oct. 24 in the sniper cases, Muhammad and Malvo have been charged in four of the earlier shootings and described by police as prime suspects in the other five. Committed mostly in communities hundreds of miles apart in a nation where gun violence is endemic, each crime initially caused ripples only in the place where it occurred. In each jurisdiction, local authorities concentrated on their own investigation, unaware of the others, and no one in law enforcement connected the dots until after Muhammad and Malvo were captured.</w:t>
+        <w:t>Notes</w:t>
         <w:br/>
-        <w:t xml:space="preserve"> By then, in what amounted to a siege on the Washington, D.C., area, the pair allegedly had shot 13 more people, 10 fatally, in three October weeks: eight men, four women and an eighth-grade boy, each killed or wounded in public by a single rifle bullet fired from hiding -- random targets cut down at ordinary moments in their daily lives.</w:t>
         <w:br/>
-        <w:t xml:space="preserve"> A killing in Tacoma</w:t>
+        <w:t>Campaign 2000</w:t>
         <w:br/>
-        <w:t xml:space="preserve"> As the alleged snipers await their first murder trials -- each facing a possible death sentence, Muhammad in Prince William County, Va., and Malvo in Fairfax County, Va., -- authorities seeking more evidence in the October shootings are investigating on two tracks, officials said.</w:t>
         <w:br/>
-        <w:t xml:space="preserve"> One is focused on October and the questions still unanswered about the 13 attacks, including who pulled the trigger in each case.</w:t>
+        <w:t>Graphic</w:t>
         <w:br/>
-        <w:t xml:space="preserve"> The other is centered on the relationship and cross-country travels of Muhammad and Malvo before the sniper attacks, as authorities seek a fuller picture of the two. Although there are still missing pieces to the timeline, officials say, a narrative is emerging -- a bizarre, bloody travelogue.</w:t>
         <w:br/>
-        <w:t xml:space="preserve"> A former Army mechanic with commando fantasies and a poor discipline record in the military, including in the Persian Gulf War, Muhammad had an unpredictable temper and a talent for mind games, which he played with disturbing intensity, according to Mildred Muhammad, who divorced him in 1999 after 11 years of marriage.</w:t>
+        <w:t xml:space="preserve"> </w:t>
         <w:br/>
-        <w:t xml:space="preserve"> She said he could charm or frighten at will, depending on his mood or designs. He was lean and muscular, a gun-lover and weightlifter. She said his brilliant smile masked smoldering resentments -- anger tied to his failures in the Army, in two marriages and in a court fight with her in which she won sole custody of their three children.</w:t>
-        <w:br/>
-        <w:t xml:space="preserve"> While living on the Caribbean island of Antigua for a few years, Muhammad met Malvo. Brought to Antigua by his itinerant Jamaican mother and left to fend for himself there when she departed for America, the youngster, who barely knew his father, found a mentor and surrogate parent in Muhammad, and the two lived together. When Muhammad returned to the United States, Malvo followed, entering the country illegally, and joined his new dad in Washington state last fall in a life of homelessness and alleged petty theft.</w:t>
-        <w:br/>
-        <w:t xml:space="preserve"> Around the same time, a pivotal court hearing took place in Washington state on Sept. 4, 2001 -- one that police now suspect had tragic implications for Keenya Cook. In a ruling that acquaintances say devastated Muhammad, a judge allowed Mildred Muhammad to relocate with her children anywhere she wanted without telling their father. She secretly took them across the country and moved in with her sister in Prince George's County, Md.</w:t>
-        <w:br/>
-        <w:t xml:space="preserve"> About four months after he lost the right to see his children, Muhammad showed up at the Tacoma home of a longtime friend, Robert Holmes. The two had stayed in touch since serving in the Army together in the 1980s, and Holmes welcomed Muhammad's periodic visits. He said Muhammad was not the same man after the custody ruling.</w:t>
-        <w:br/>
-        <w:t xml:space="preserve"> "It was crushing, crushing him," said Holmes, who recalled his old friend's mood as "a cross between livid and very depressed."</w:t>
-        <w:br/>
-        <w:t xml:space="preserve"> Holmes was not surprised that Muhammad had a rifle with him during that visit; he had shown off several rifles to Holmes in the past. What did surprise Holmes was the teenager with Muhammad, whom Holmes had not met before.</w:t>
-        <w:br/>
-        <w:t xml:space="preserve"> Muhammad introduced Malvo as Lee. "I knew it wasn't his son," said Holmes, though the youngster acted the part. "He was like a kid trying to win his dad's approval. … He was eager to get some love and support."</w:t>
-        <w:br/>
-        <w:t xml:space="preserve"> But Muhammad's mind was on his son and two daughters in hiding with his second ex-wife, especially the son, John Jr., who turned 12 on Jan. 17.</w:t>
-        <w:br/>
-        <w:t xml:space="preserve"> "The only time I've seen depression on his face is when he said his son's birthday had just passed," Holmes said. "He had no way to even call him and wish him a happy birthday."</w:t>
-        <w:br/>
-        <w:t xml:space="preserve"> One witness who helped Mildred Muhammad in the custody fight was Isa Nichols, a former bookkeeper for a defunct auto-repair business the Muhammads had owned. Nichols knew the couple well. And she testified against John Muhammad.</w:t>
-        <w:br/>
-        <w:t xml:space="preserve"> Nichols was Keenya Cook's aunt.</w:t>
-        <w:br/>
-        <w:t xml:space="preserve"> On the rainy night of Feb. 16 when someone came to her Roosevelt Heights home with a .45-caliber pistol, Nichols happened to be out with Cook's cousin buying fixings for chicken tacos.</w:t>
-        <w:br/>
-        <w:t xml:space="preserve"> Months later, after the sniper arrests, investigators learned that Muhammad and Malvo had been staying with a Tacoma man at the time. Police said the man, whom they declined to identify, told them he lent a .45-caliber pistol to the two. Ballistics tests recently showed it was the gun used to kill Cook.</w:t>
-        <w:br/>
-        <w:t xml:space="preserve"> "We all believe that bullet was meant for Isa," said Bill Gold, Cook's grandfather. But then, "we figure whoever … opened the door would've been killed because this guy was on a vendetta."</w:t>
-        <w:br/>
-        <w:t xml:space="preserve"> Whoever opened the door.</w:t>
-        <w:br/>
-        <w:t xml:space="preserve"> The porch light illuminated Cook.</w:t>
-        <w:br/>
-        <w:t xml:space="preserve"> The bullet pierced the thin bone below her left eye and lodged at the base of her skull. She crumpled in the doorway, where her aunt and cousin soon found her, smoke filling the house from burning food on the stove, the baby still on the bed upstairs, sleeping.</w:t>
-        <w:br/>
-        <w:t xml:space="preserve"> Of the nine pre-October shootings in which Muhammad and Malvo are charged or under investigation, that was the first. Police said they are the only suspects.</w:t>
+        <w:t>PHOTO</w:t>
       </w:r>
     </w:p>
     <w:sectPr>

--- a/example_articles/states/Iowa/6.states_Iowa_Other_publisher.docx
+++ b/example_articles/states/Iowa/6.states_Iowa_Other_publisher.docx
@@ -7,7 +7,7 @@
         <w:pStyle w:val="Heading1"/>
       </w:pPr>
       <w:r>
-        <w:t>BEFORE IOWA DEMOCRATS CAUCUS, THE SPIN BEGINS BRADLEY AND GORE BACKERS TRY TO LOWER THE BAR FOR THEIR MAN AND RAISE IT FOR HIS FOE.</w:t>
+        <w:t>SMALL COLLEGE TOWNS CAN HOLD BIG TREASURES; DON'T LET THE SIZE DISCOURAGE YOU, EXTEND YOUR VISION BEYOND CAMPUS</w:t>
       </w:r>
     </w:p>
     <w:p>
@@ -17,17 +17,17 @@
     </w:p>
     <w:p>
       <w:r>
-        <w:t>Date: 2000-01-19</w:t>
+        <w:t>Date: 2013-10-03</w:t>
       </w:r>
     </w:p>
     <w:p>
       <w:r>
-        <w:t>Section: NATIONAL; Pg. A01</w:t>
+        <w:t>Section: EDUCATION; EDUCATION PLANNING GUIDE / BUILDING HIGHER EDUCATION YOUR WAY; Pg. ED-11</w:t>
       </w:r>
     </w:p>
     <w:p>
       <w:r>
-        <w:t>Source file: Other publishers/Files (500) (29).DOCX</w:t>
+        <w:t>Source file: Other publishers/Files (500) (15).DOCX</w:t>
       </w:r>
     </w:p>
     <w:p>
@@ -49,55 +49,45 @@
     </w:p>
     <w:p>
       <w:r>
-        <w:t>James Carville, looking lean and mean in his skin-tight denims, prowled the union hall like a restless panther, grabbing elbows and slapping five with the working folk, beseeching every last one of them to get off their duffs on Monday night and give Al Gore the same loyalty that he has given them.</w:t>
+        <w:t>At first glance, Grinnell, a rural town dropped smack in the middle of the cornfields of southeastern Iowa, about halfway between Des Moines and Iowa City, suffers from what you might call a lack of activity.</w:t>
         <w:br/>
-        <w:t>It was not a surprise to find Bill Clinton's most stalwart defender out here amid the frozen fertile fields of central Iowa, not with the clock ticking down to the first actual vote of the 2000 presidential campaign. Indeed, Carville's willingness to traverse this state as a Gore celebrity cheerleader is a testament to the serious political stakes in the Democratic caucuses. And if Carville's sharp tongue can help crank up the turnout - these caucuses are all about turnout - then fine, turn him loose on the linoleum floors of United Auto Workers Local 893.</w:t>
+        <w:t>A town of 9,218 people; three grocery stores; one Walmart; maybe 20 restaurants, cafes and bakeries; about eight banks; and no more than a half-dozen bars -- a newcomer wouldn't be entirely unfair in assuming that there's not a whole lot going on.</w:t>
         <w:br/>
-        <w:t>"Here's what I'm telling them all," he said with a grin in a later conversation. "I'm telling them: 'A lot of the pundits out there don't think you'll work hard for Al Gore. But I'm right that you will, just like I was right about Newt Gingrich and Ken Starr.' See, it's important to gin them up for the caucuses, because right now in New Hampshire [which votes on Feb. 1], there are a lot of people on the fence about Al Gore and Bill Bradley. And a win for us in Iowa can be a real validation thing."</w:t>
+        <w:t>This was certainly my perception when I first arrived to attend Grinnell College, a small liberal arts school with 1,600 students, 27 majors and a historical commitment to social justice.</w:t>
         <w:br/>
-        <w:t>But that triggers the big questions that loom over the year's first official contest: Who gets to claim "validation," and on what terms? What showings will be taken as signs of strength or weakness?</w:t>
+        <w:t>Not that I was unhappy to be there. Any chance to attend school away from my home state of Minnesota was welcome, and I've always had equally soft spots for the metropolitan and the pastoral.</w:t>
         <w:br/>
-        <w:t>Basically, the last week of the Iowa Democratic campaign has devolved into a game of perception fueled by lots of preemptive spin. It suggests that each side is nervous about how the results in Iowa will be interpreted by the media and the voters in future Democratic primaries.</w:t>
+        <w:t>I probably had visions of a bucolic, slow-paced life on the prairie, one spent in appreciation of the simple beauty of the Iowa landscape and the salt-of-the-earth sensibility of the rural working class that inhabited it.</w:t>
         <w:br/>
-        <w:t>What constitutes a "win" for Gore, in a state where the sitting vice president enjoys huge institutional advantages such as the backing of party regulars and organized labor? Shouldn't Gore be expected to win big, given that Bradley has to cede the traditional activists, and lure new voters to the caucuses?</w:t>
+        <w:t>Ultimately, though, I think I just decided a college was a college, wherever it happened to be located and resigned myself to four years spent focusing on just that: my life on campus.</w:t>
         <w:br/>
-        <w:t>Yes, says the Bradley camp, which is eager to inflate the expectations for Gore in the hope that he will fail to meet them. But Bradley's people are busy trying to lower their own bar. Several months ago, Bradley decided to push hard in Iowa, to spend heavily on TV ads, and perhaps stun Gore with an upset victory. With the latest polls giving Gore a big edge, those dreams appear to have faded, and now Bradley's team insists that Iowa would be a triumph if he exceeds 31 percent, the share that Sen. Edward M. Kennedy received in 1980 during his insurgent challenge to President Jimmy Carter.</w:t>
+        <w:t>During my first year, I rarely left the approximately two-by-four-block rectangle within which my life, as a nonathlete student with a meal plan and dorm room, entirely took place. With a movie theater, concert venue, art gallery, parties, a cafe, plenty of study spots and all of my friends on campus, there frankly wasn't much incentive to leave.</w:t>
         <w:br/>
-        <w:t>"All we've needed to do here is go toe to toe with Gore, and that's what we've done," said Dan Lucas, the Bradley campaign manager in Iowa, and a prime exponent of the lowered-bar theory. "When we first opened this office last spring, nobody gave us a plug nickel. We had to play hard in Iowa to establish political viability and credibility, and that's what we've done. If you can get out of here alive, it proves that you've got enough of a message to go up against the machine."</w:t>
+        <w:t>While I liked to bike in the areas near campus and occasionally ate out at restaurants in town, my interaction with the "other Grinnell" remained fairly superficial throughout most of that first year. Eventually, though, this began to change.</w:t>
         <w:br/>
-        <w:t>But the Gore people consider this spin to be ludicrous. As Michael Whouley, the grassroots organizer, said yesterday: "Bradley has invested a lot of time and money here, and he is not winning. And back in 1980, nobody considered Kennedy's 31 percent to be a victory. Look, here's the deal: If the Bradley people get their win in New Hampshire, we'll call it a win for them. But if we win in Iowa, by just finishing first, we'll call it a win for us."</w:t>
+        <w:t>The first thing to bring me off campus was the pursuit of a personal passion: rugby, which I had played in high school. I walked out of my dorm one day that first November and discovered a rugby game underway on the adjacent field.</w:t>
         <w:br/>
-        <w:t>And winning here requires a potent ground game. Voters here don't pull a lever in private. At the Iowa caucuses, they must declare for a candidate in front of their neighbors, then talk politics for an hour or two. That process does not appeal to the vast majority of Iowans. And it is likely to draw no more than 100,000 of the roughly 560,000 registered Democrats in the state, if the weather is good. The turnout tends to be hard-core party regulars, political activists, and union members.</w:t>
+        <w:t>I ended up playing with the Griffins for the following spring and fall seasons, the only Grinnell College student on a team of natives, ranging from high school students to fathers well into their 40s. While I had to quit the sport after the fall 2011 season for health reasons, I made my first true acquaintances outside of the immediate college community while on the team.</w:t>
         <w:br/>
-        <w:t>Gore is doing well with that traditional caucus crowd. Nor does it hurt to have Iowa's pro-labor senator, Democrat Tom Harkin, singing his praises in TV and radio ads, not to mention the grassroots prowess of the Iowa Federation of Labor. Working out of a squat yellow building in a working-class neighborhood of Des Moines, organizers are providing the first test of electoral strength for the national AFL-CIO, which endorsed Gore over Bradley in October.</w:t>
+        <w:t>Starting the first week of my second year, I also began to write stories for the school newspaper. I found myself gravitating to the community section, which covers the off-campus community. Through my work as a student journalist, the town began to blossom before my eyes. I discovered a community that -- if not as exciting or sophisticated as a bigger city in terms of nightlife, culture or cuisine -- was truly vibrant and engaging in its own right.</w:t>
         <w:br/>
-        <w:t>"That's why the caucuses are an insider's game," said Lucas, the Bradley campaign manager and a former labor official at the Service Employees International Union. "We'll pick off some labor voters who are disaffected with the administration or disaffected with politics in general, but that labor endorsement is worth 15,000 caucus votes for Gore. And that's a big deal when you've only got 100,000 people showing up. That's enough to flip the results."</w:t>
+        <w:t>I discovered a local arts council, with regular art shows and concerts. I discovered a town that honors its rich heritage and history.</w:t>
         <w:br/>
-        <w:t>But Mark Smith, the Iowa Federation of Labor president, could not resist trying to lower the bar a bit for Gore. He was chain-smoking the other day, and shaking his head. "We're making a lot of calls to members," he said. "Most say they're for Gore. Then our next question is: 'Are you going to the caucuses?' And they say: 'Ehhh, yeah, I think so.' It's a problem getting them to give up two hours of their time. Of all the Gore people we ID, there's a 75 percent falloff in terms of who's really going to go."</w:t>
+        <w:t>Since my second year, I've been doing my best to continue to engage with the off-campus community. Whether it's attending the weekly community meals free to all "Grinnellians," helping organize a newspaper club at the middle school or simply stopping by the local bakery toward the end of an all-nighter, I try to make sure I continue to treat Grinnell as more than the location of my college.</w:t>
         <w:br/>
-        <w:t>Lucas, however, assumes that Bradley cannot score respectably unless he broadens the pool and brings new participants to the caucuses: Generation Xers, college-educated independents, disaffected Democrats, people who are turned off to politics but who might be motivated by Bradley's "big ideas" message. The Bradley camp is phoning heavily in the burgeoning white-collar suburbs of Des Moines, peppering targeted households with a message of idealism: "Help Bill Bradley take the first step toward a better America."</w:t>
+        <w:t>Everyone's context is different. I wouldn't have to tell someone at New York University or UCLA that there's more to life than what's happening on campus.</w:t>
         <w:br/>
-        <w:t>There's no love lost between the camps. Gore's people have been painting Bradley as an ivory-tower inhabitant lately, and when Gore's press secretary, Chris Lehane, was asked where Bradley's new voters would come from, he quipped: "He's got his sociology department working on it right now."</w:t>
+        <w:t>But for those of us who do find ourselves in a place like Grinnell, I'd say:</w:t>
         <w:br/>
-        <w:t>Bradley's press secretary, Eric Hauser, said: "The people we need to pull to the caucuses have to be willing to want something new in politics. We still need to move them from interest to commitment."</w:t>
+        <w:t>Do what I did; give it a chance.</w:t>
         <w:br/>
-        <w:t>Some analysts think that Hauser is lowballing to set up a turnout surprise. And he might need one, given what the other side is up to.</w:t>
-        <w:br/>
-        <w:t>Union households have gotten several mailings from the national AFL-CIO, with another still to come, and a separate piece from Smith's office.</w:t>
-        <w:br/>
-        <w:t>The undecideds are getting calls from labor phone banks. The pro-Gore members will be phoned on Sunday by labor "precinct captains," and again by the phone banks. The pitch for Gore: "He's been with us. Now it's time to be with him."</w:t>
-        <w:br/>
-        <w:t>There is no way to deny that tensions are high; at Gore's state headquarters not long ago, the nerve-racked caucus manager was rushed to the hospital because he was spitting up blood.</w:t>
-        <w:br/>
-        <w:t>In addition, "a gal who had the flu threw up on the floor, but she refused any treatment because she still had 100 calls to make," Carville said. "Frankly, I think they should lighten up. Campaigns should also be fun, y'know?"</w:t>
-        <w:br/>
-        <w:t>He waved goodbye to Bob Shubert, a UAW member. The Gore people had just handed Shubert a sheaf of papers, and he eyed it as he walked. It was a list of 150 names from a blue-collar ward in Marshalltown, and Shubert planned to call them all.</w:t>
+        <w:t>Get off campus, explore, talk to people who are not immediately connected to your academic career, find the excellent restaurants, funky neighborhoods (even if they're only two or three square blocks), and quirky characters that make a place not just your home for four years, but someone else's for a lifetime. It will be worth your while.</w:t>
         <w:br/>
         <w:br/>
         <w:t>Notes</w:t>
         <w:br/>
         <w:br/>
-        <w:t>Campaign 2000</w:t>
+        <w:t>Lee Purvey, who was a summer intern at the Post-Gazette, is a senior majoring in anthropology at Grinnell College. He can be reached at localnews@post-gazette.com /</w:t>
         <w:br/>
         <w:br/>
         <w:t>Graphic</w:t>
@@ -105,7 +95,7 @@
         <w:br/>
         <w:t xml:space="preserve"> </w:t>
         <w:br/>
-        <w:t>PHOTO</w:t>
+        <w:t>PHOTO: Lee Purvey</w:t>
       </w:r>
     </w:p>
     <w:sectPr>
